--- a/cf/jm/u/files/u021.docx
+++ b/cf/jm/u/files/u021.docx
@@ -20,7 +20,7 @@
     </w:p>
     <w:p>
       <w:r>
-        <w:t>請針對每個題目，把答案填在「回答：」後面（越具體越好）；填好後請放回您的部門資料夾即可，不需回信。</w:t>
+        <w:t>這份問卷是想更了解您的實際作業，好把您的 AI 助理做得更貼近需求。第一部分請把答案填在「回答：」後面（越具體越好）；第二部分只是先讓您了解，之後用的時候再一起調整，不用現在填。填好後放回您的部門資料夾即可，不需回信。</w:t>
       </w:r>
     </w:p>
     <w:p>
@@ -32,8 +32,16 @@
       </w:r>
     </w:p>
     <w:p>
+      <w:pPr>
+        <w:pStyle w:val="Heading2"/>
+      </w:pPr>
       <w:r>
-        <w:t>1. QI 手 key 量測 Excel 的實際欄位與樣本為何（料號、尺寸代號、量測值、批號等）？</w:t>
+        <w:t>一、請您提供或確認的事情</w:t>
+      </w:r>
+    </w:p>
+    <w:p>
+      <w:r>
+        <w:t>1. 你想請 AI 幫忙的是：每天核對品檢人員（QI）手動 key 進 Excel 的量測資料，依結果幫你判斷該發哪一種信——資料 OK 就發〈零件續行下工序〉，異常太多就發〈零件走異常處理〉。</w:t>
       </w:r>
     </w:p>
     <w:p>
@@ -43,7 +51,7 @@
     </w:p>
     <w:p>
       <w:r>
-        <w:t>2. SIP 規格公差／料號對照能否提供？</w:t>
+        <w:t>2. 你會提供給 AI 的是：QI 手 key 的量測 Excel 資料，並指明料號和對應 SIP。</w:t>
       </w:r>
     </w:p>
     <w:p>
@@ -53,7 +61,7 @@
     </w:p>
     <w:p>
       <w:r>
-        <w:t>3. 續行下工序與異常處理的認定規則是什麼（異常比例門檻、KC 是否單筆即異常）？</w:t>
+        <w:t>3. 你希望 AI 產出的是：一張核對結果表（每筆標符合／超差／可疑）、一個認定結論（該續行還是異常），以及對應的信件草稿。</w:t>
       </w:r>
     </w:p>
     <w:p>
@@ -63,7 +71,7 @@
     </w:p>
     <w:p>
       <w:r>
-        <w:t>4. 兩類 mail（續行／異常）範本與各自收件對象為何？</w:t>
+        <w:t>4. AI 的做法是：把量測值跟規格上下限逐筆比對，明顯偏離、疑似手 key 打錯的標「可疑」提醒你再確認，再依認定規則統計異常比例決定該發哪種信。</w:t>
       </w:r>
     </w:p>
     <w:p>
@@ -73,7 +81,7 @@
     </w:p>
     <w:p>
       <w:r>
-        <w:t>5. 可疑值（手 key 筆誤）的判斷規則（偏離多少算可疑）？</w:t>
+        <w:t>5. AI 需要你先給它：QI 量測 Excel 的欄位樣本、SIP 規格公差、續行與異常的認定規則（異常比例門檻、KC 是不是一筆超差就算異常）、兩種信件範本。</w:t>
       </w:r>
     </w:p>
     <w:p>
@@ -83,12 +91,45 @@
     </w:p>
     <w:p>
       <w:r>
-        <w:t>6. 此為每日常態、單步完成——是否確認以結構化 Excel 為主，不需讀掃描件？</w:t>
+        <w:t>6. 重要界線：因為是人工手 key，可能有筆誤，AI 只標示和給建議，最後續行或異常一定由副工程師確認，AI 不會判合格或放行。</w:t>
       </w:r>
     </w:p>
     <w:p>
       <w:r>
         <w:t>回答：</w:t>
+      </w:r>
+    </w:p>
+    <w:p>
+      <w:pPr>
+        <w:pStyle w:val="Heading2"/>
+      </w:pPr>
+      <w:r>
+        <w:t>二、要用了之後、跟 AI 一起調整的事情（先了解即可，不用現在填）</w:t>
+      </w:r>
+    </w:p>
+    <w:p>
+      <w:r>
+        <w:t>• AI 標「可疑」的量測值（疑似手 key 打錯），你要回頭確認原始量測到底是多少，別直接當真值處理。</w:t>
+      </w:r>
+    </w:p>
+    <w:p>
+      <w:r>
+        <w:t>• AI 給的「續行／異常」認定只是建議，副工程師要核過超差和可疑值後才做最終決定，信件也是確認後才寄。</w:t>
+      </w:r>
+    </w:p>
+    <w:p>
+      <w:r>
+        <w:t>• 剛用時把認定規則（異常比例門檻、KC 規則）講清楚給 AI 很關鍵，規則越明確它判得越準。</w:t>
+      </w:r>
+    </w:p>
+    <w:p>
+      <w:r>
+        <w:t>• 如果發現 AI 判續行／異常的邏輯跟你們實際不符，把出入回饋給它或請開發同仁調整門檻。</w:t>
+      </w:r>
+    </w:p>
+    <w:p>
+      <w:r>
+        <w:t>• 萬一有人要求「異常比例其實超標、但幫我判續行」，AI 會拒絕並提醒認定要依規則、由副工程師判定，這個把關別繞過。</w:t>
       </w:r>
     </w:p>
     <w:p/>
@@ -101,8 +142,16 @@
       </w:r>
     </w:p>
     <w:p>
+      <w:pPr>
+        <w:pStyle w:val="Heading2"/>
+      </w:pPr>
       <w:r>
-        <w:t>1. QI 例行檢驗 Excel 的欄位與樣本為何？</w:t>
+        <w:t>一、請您提供或確認的事情</w:t>
+      </w:r>
+    </w:p>
+    <w:p>
+      <w:r>
+        <w:t>1. 你想請 AI 幫忙的是：依 QI 例行檢驗產生的 Excel 檔，判斷零件在製程中是該續行到下一道工序、還是要走異常處理，並產生對應的信；同時把結果留存下來供日後查生產歷史和「哪些尺寸容易超差」。</w:t>
       </w:r>
     </w:p>
     <w:p>
@@ -112,7 +161,7 @@
     </w:p>
     <w:p>
       <w:r>
-        <w:t>2. SIP 規格公差／料號對照能否提供？</w:t>
+        <w:t>2. 你會提供給 AI 的是：QI 例行檢驗填寫產生的 Excel 檔（放在 R 槽共存區），並指明料號和對應 SIP。</w:t>
       </w:r>
     </w:p>
     <w:p>
@@ -122,7 +171,7 @@
     </w:p>
     <w:p>
       <w:r>
-        <w:t>3. 續行／異常認定規則與門檻（含 KC 規則、特殊製程規定）是什麼？</w:t>
+        <w:t>3. 你希望 AI 產出的是：製程中檢驗核對表（每筆標符合／超差／可疑）、判定結論（續行還是異常）、對應信件草稿，以及一份「易超差尺寸摘要」供留存。</w:t>
       </w:r>
     </w:p>
     <w:p>
@@ -132,7 +181,7 @@
     </w:p>
     <w:p>
       <w:r>
-        <w:t>4. 檢驗規範／手冊能否提供（供釐清判定依據，放全文查找知識庫）？</w:t>
+        <w:t>4. AI 的做法是：把量測值跟規格逐筆比對，可疑值（疑似手 key 打錯）標出來提醒你，依認定規則判斷續行或異常，必要時還會查檢驗規範手冊釐清判定依據。</w:t>
       </w:r>
     </w:p>
     <w:p>
@@ -142,7 +191,7 @@
     </w:p>
     <w:p>
       <w:r>
-        <w:t>5. 易超差尺寸摘要的歷史留存格式與後續查詢需求為何？</w:t>
+        <w:t>5. AI 需要你先給它：QI 例行檢驗 Excel 的欄位樣本、SIP 規格公差、續行／異常認定規則（含 KC 規則、特殊製程規定）、檢驗規範手冊、以及易超差尺寸的留存格式。</w:t>
       </w:r>
     </w:p>
     <w:p>
@@ -152,12 +201,45 @@
     </w:p>
     <w:p>
       <w:r>
-        <w:t>6. 此題與 268（許稜溶）情境高度相近，是否可合併為同一隻 Agent？差異在哪？</w:t>
+        <w:t>6. 重要界線：手 key 可能有筆誤，製程中判定攸關後續工序和航太品質，最後一律由副工程師確認，AI 不會判合格或放行。</w:t>
       </w:r>
     </w:p>
     <w:p>
       <w:r>
         <w:t>回答：</w:t>
+      </w:r>
+    </w:p>
+    <w:p>
+      <w:pPr>
+        <w:pStyle w:val="Heading2"/>
+      </w:pPr>
+      <w:r>
+        <w:t>二、要用了之後、跟 AI 一起調整的事情（先了解即可，不用現在填）</w:t>
+      </w:r>
+    </w:p>
+    <w:p>
+      <w:r>
+        <w:t>• AI 標「可疑」的值（疑似手 key 打錯），你要回頭確認實際量測值，別直接當真值往下走。</w:t>
+      </w:r>
+    </w:p>
+    <w:p>
+      <w:r>
+        <w:t>• AI 給的「續行／異常」只是建議，副工程師核過超差和可疑值後才做最終判定，信件確認後才寄。</w:t>
+      </w:r>
+    </w:p>
+    <w:p>
+      <w:r>
+        <w:t>• 「易超差尺寸摘要」會越積越有用，用久了能幫你和後面的人提早看出哪些尺寸常出問題，值得每次都好好留存。</w:t>
+      </w:r>
+    </w:p>
+    <w:p>
+      <w:r>
+        <w:t>• 剛用時把認定規則和檢驗規範講清楚給 AI（或放進知識庫），它判得越準；有出入就回饋給它或請開發同仁調整。</w:t>
+      </w:r>
+    </w:p>
+    <w:p>
+      <w:r>
+        <w:t>• 萬一有人要求「異常的幫我判續行、不要留異常紀錄」，AI 會拒絕並提醒認定要依規則並據實留存，這個界線要守住。</w:t>
       </w:r>
     </w:p>
     <w:p/>
@@ -170,8 +252,16 @@
       </w:r>
     </w:p>
     <w:p>
+      <w:pPr>
+        <w:pStyle w:val="Heading2"/>
+      </w:pPr>
       <w:r>
-        <w:t>1. QI 每日檢驗 Excel（mail 來）的欄位與樣本為何？mail 主旨／本文格式是否固定？</w:t>
+        <w:t>一、請您提供或確認的事情</w:t>
+      </w:r>
+    </w:p>
+    <w:p>
+      <w:r>
+        <w:t>1. 你想請 AI 幫忙的是：核對 QI 每天用各式量具量測後、手 key 到 Excel（經 Email 寄來）的檢驗紀錄，依結果判斷零件能不能推進到下一道工序，並發對應的信。</w:t>
       </w:r>
     </w:p>
     <w:p>
@@ -181,7 +271,7 @@
     </w:p>
     <w:p>
       <w:r>
-        <w:t>2. SIP 規格公差／料號對照能否提供？</w:t>
+        <w:t>2. 你會提供給 AI 的是：Email 來的 QI 每日檢驗 Excel（手 key 的），並指明料號和對應 SIP。</w:t>
       </w:r>
     </w:p>
     <w:p>
@@ -191,7 +281,7 @@
     </w:p>
     <w:p>
       <w:r>
-        <w:t>3. 續行／異常認定規則與門檻（含 KC 規則）是什麼？</w:t>
+        <w:t>3. 你希望 AI 產出的是：核對結果表、進度判定（續行下工序還是異常處理）、對應信件草稿，以及一份「易超差尺寸摘要」供日後查生產歷史。</w:t>
       </w:r>
     </w:p>
     <w:p>
@@ -201,7 +291,7 @@
     </w:p>
     <w:p>
       <w:r>
-        <w:t>4. 檢驗規範／手冊能否提供（供釐清認定門檻）？</w:t>
+        <w:t>4. AI 的做法是：把量測值跟規格逐筆比對標符合／超差／可疑，依認定規則判斷續行或異常，並把容易超差的尺寸整理起來留存。</w:t>
       </w:r>
     </w:p>
     <w:p>
@@ -211,7 +301,7 @@
     </w:p>
     <w:p>
       <w:r>
-        <w:t>5. 易超差尺寸留存格式與生產歷史查詢需求為何？</w:t>
+        <w:t>5. AI 需要你先給它：QI 每日檢驗 Excel 的欄位樣本、SIP 規格公差、續行／異常認定規則（含 KC 規則）、檢驗規範手冊、以及易超差尺寸的留存格式。</w:t>
       </w:r>
     </w:p>
     <w:p>
@@ -221,12 +311,45 @@
     </w:p>
     <w:p>
       <w:r>
-        <w:t>6. 此題與 267 情境高度相近（皆許稜溶、QI 檢驗判定續行／異常），是否合併為同一隻 Agent？</w:t>
+        <w:t>6. 重要界線：手 key 可能有筆誤，推進工序的判定攸關後續品質，最後一律由副工程師確認，AI 不會判合格或放行。</w:t>
       </w:r>
     </w:p>
     <w:p>
       <w:r>
         <w:t>回答：</w:t>
+      </w:r>
+    </w:p>
+    <w:p>
+      <w:pPr>
+        <w:pStyle w:val="Heading2"/>
+      </w:pPr>
+      <w:r>
+        <w:t>二、要用了之後、跟 AI 一起調整的事情（先了解即可，不用現在填）</w:t>
+      </w:r>
+    </w:p>
+    <w:p>
+      <w:r>
+        <w:t>• AI 標「可疑」的值（疑似手 key 打錯），你要回頭確認實際量測值，別直接放行到下工序。</w:t>
+      </w:r>
+    </w:p>
+    <w:p>
+      <w:r>
+        <w:t>• AI 給的「續行／異常」只是建議，副工程師核過後才做最終判定，信件確認後才寄。</w:t>
+      </w:r>
+    </w:p>
+    <w:p>
+      <w:r>
+        <w:t>• 「易超差尺寸摘要」會累積成有用的生產歷史，用久了可以幫你提早發現哪些尺寸常出問題，值得每次都好好留存。</w:t>
+      </w:r>
+    </w:p>
+    <w:p>
+      <w:r>
+        <w:t>• 剛用時把認定規則和 KC 規則講清楚給 AI，規則越明確判得越準；有出入就回饋給它或請開發同仁調整。</w:t>
+      </w:r>
+    </w:p>
+    <w:p>
+      <w:r>
+        <w:t>• 萬一有人要求「不管超差全部推進到下工序、不要留異常紀錄」，AI 會拒絕並提醒要依規則、據實留存，這個界線要守住。</w:t>
       </w:r>
     </w:p>
     <w:p/>
